--- a/3-能力管理/运行记录类文件/TXHS-03-05-2025年度运维服务能力管理报告.docx
+++ b/3-能力管理/运行记录类文件/TXHS-03-05-2025年度运维服务能力管理报告.docx
@@ -6585,6 +6585,7 @@
             <w:insideH w:val="single" w:color="auto" w:sz="4" w:space="0"/>
             <w:insideV w:val="single" w:color="auto" w:sz="4" w:space="0"/>
           </w:tblBorders>
+          <w:shd w:val="clear" w:color="auto" w:fill="auto"/>
           <w:tblCellMar>
             <w:top w:w="15" w:type="dxa"/>
             <w:left w:w="15" w:type="dxa"/>
@@ -7022,6 +7023,7 @@
             <w:insideH w:val="single" w:color="auto" w:sz="4" w:space="0"/>
             <w:insideV w:val="single" w:color="auto" w:sz="4" w:space="0"/>
           </w:tblBorders>
+          <w:shd w:val="clear" w:color="auto" w:fill="auto"/>
           <w:tblCellMar>
             <w:top w:w="15" w:type="dxa"/>
             <w:left w:w="15" w:type="dxa"/>
@@ -7446,6 +7448,7 @@
             <w:insideH w:val="single" w:color="auto" w:sz="4" w:space="0"/>
             <w:insideV w:val="single" w:color="auto" w:sz="4" w:space="0"/>
           </w:tblBorders>
+          <w:shd w:val="clear" w:color="auto" w:fill="auto"/>
           <w:tblCellMar>
             <w:top w:w="15" w:type="dxa"/>
             <w:left w:w="15" w:type="dxa"/>
@@ -7870,6 +7873,7 @@
             <w:insideH w:val="single" w:color="auto" w:sz="4" w:space="0"/>
             <w:insideV w:val="single" w:color="auto" w:sz="4" w:space="0"/>
           </w:tblBorders>
+          <w:shd w:val="clear" w:color="auto" w:fill="auto"/>
           <w:tblCellMar>
             <w:top w:w="15" w:type="dxa"/>
             <w:left w:w="15" w:type="dxa"/>
@@ -8294,6 +8298,7 @@
             <w:insideH w:val="single" w:color="auto" w:sz="4" w:space="0"/>
             <w:insideV w:val="single" w:color="auto" w:sz="4" w:space="0"/>
           </w:tblBorders>
+          <w:shd w:val="clear" w:color="auto" w:fill="auto"/>
           <w:tblCellMar>
             <w:top w:w="15" w:type="dxa"/>
             <w:left w:w="15" w:type="dxa"/>
@@ -8718,6 +8723,7 @@
             <w:insideH w:val="single" w:color="auto" w:sz="4" w:space="0"/>
             <w:insideV w:val="single" w:color="auto" w:sz="4" w:space="0"/>
           </w:tblBorders>
+          <w:shd w:val="clear" w:color="auto" w:fill="auto"/>
           <w:tblCellMar>
             <w:top w:w="15" w:type="dxa"/>
             <w:left w:w="15" w:type="dxa"/>
@@ -9142,6 +9148,7 @@
             <w:insideH w:val="single" w:color="auto" w:sz="4" w:space="0"/>
             <w:insideV w:val="single" w:color="auto" w:sz="4" w:space="0"/>
           </w:tblBorders>
+          <w:shd w:val="clear" w:color="auto" w:fill="auto"/>
           <w:tblCellMar>
             <w:top w:w="15" w:type="dxa"/>
             <w:left w:w="15" w:type="dxa"/>
@@ -9566,6 +9573,7 @@
             <w:insideH w:val="single" w:color="auto" w:sz="4" w:space="0"/>
             <w:insideV w:val="single" w:color="auto" w:sz="4" w:space="0"/>
           </w:tblBorders>
+          <w:shd w:val="clear" w:color="auto" w:fill="auto"/>
           <w:tblCellMar>
             <w:top w:w="15" w:type="dxa"/>
             <w:left w:w="15" w:type="dxa"/>
@@ -9990,6 +9998,7 @@
             <w:insideH w:val="single" w:color="auto" w:sz="4" w:space="0"/>
             <w:insideV w:val="single" w:color="auto" w:sz="4" w:space="0"/>
           </w:tblBorders>
+          <w:shd w:val="clear" w:color="auto" w:fill="auto"/>
           <w:tblCellMar>
             <w:top w:w="15" w:type="dxa"/>
             <w:left w:w="15" w:type="dxa"/>
@@ -11166,6 +11175,7 @@
             <w:insideH w:val="none" w:color="auto" w:sz="0" w:space="0"/>
             <w:insideV w:val="none" w:color="auto" w:sz="0" w:space="0"/>
           </w:tblBorders>
+          <w:shd w:val="clear" w:color="auto" w:fill="auto"/>
           <w:tblCellMar>
             <w:top w:w="15" w:type="dxa"/>
             <w:left w:w="15" w:type="dxa"/>
@@ -11657,6 +11667,7 @@
             <w:insideH w:val="none" w:color="auto" w:sz="0" w:space="0"/>
             <w:insideV w:val="none" w:color="auto" w:sz="0" w:space="0"/>
           </w:tblBorders>
+          <w:shd w:val="clear" w:color="auto" w:fill="auto"/>
           <w:tblCellMar>
             <w:top w:w="15" w:type="dxa"/>
             <w:left w:w="15" w:type="dxa"/>
@@ -12148,6 +12159,7 @@
             <w:insideH w:val="none" w:color="auto" w:sz="0" w:space="0"/>
             <w:insideV w:val="none" w:color="auto" w:sz="0" w:space="0"/>
           </w:tblBorders>
+          <w:shd w:val="clear" w:color="auto" w:fill="auto"/>
           <w:tblCellMar>
             <w:top w:w="15" w:type="dxa"/>
             <w:left w:w="15" w:type="dxa"/>
@@ -12639,6 +12651,7 @@
             <w:insideH w:val="none" w:color="auto" w:sz="0" w:space="0"/>
             <w:insideV w:val="none" w:color="auto" w:sz="0" w:space="0"/>
           </w:tblBorders>
+          <w:shd w:val="clear" w:color="auto" w:fill="auto"/>
           <w:tblCellMar>
             <w:top w:w="15" w:type="dxa"/>
             <w:left w:w="15" w:type="dxa"/>
@@ -13402,12 +13415,6 @@
             <w:insideV w:val="single" w:color="auto" w:sz="4" w:space="0"/>
           </w:tblBorders>
           <w:shd w:val="clear" w:color="auto" w:fill="auto"/>
-          <w:tblCellMar>
-            <w:top w:w="15" w:type="dxa"/>
-            <w:left w:w="15" w:type="dxa"/>
-            <w:bottom w:w="15" w:type="dxa"/>
-            <w:right w:w="15" w:type="dxa"/>
-          </w:tblCellMar>
         </w:tblPrEx>
         <w:trPr>
           <w:trHeight w:val="0" w:hRule="atLeast"/>
@@ -19202,6 +19209,7 @@
             <w:insideH w:val="single" w:color="auto" w:sz="4" w:space="0"/>
             <w:insideV w:val="single" w:color="auto" w:sz="4" w:space="0"/>
           </w:tblBorders>
+          <w:shd w:val="clear" w:color="auto" w:fill="auto"/>
           <w:tblCellMar>
             <w:top w:w="15" w:type="dxa"/>
             <w:left w:w="15" w:type="dxa"/>
@@ -19371,7 +19379,25 @@
                 <w:szCs w:val="15"/>
                 <w:lang w:val="en-US" w:eastAsia="zh-CN"/>
               </w:rPr>
-              <w:t>已100%完成第一、二、三季度的全部四个环节。</w:t>
+              <w:t>已100%完成第一、二、三</w:t>
+            </w:r>
+            <w:r>
+              <w:rPr>
+                <w:rFonts w:hint="eastAsia"/>
+                <w:sz w:val="15"/>
+                <w:szCs w:val="15"/>
+                <w:lang w:val="en-US" w:eastAsia="zh-CN"/>
+              </w:rPr>
+              <w:t>和四</w:t>
+            </w:r>
+            <w:r>
+              <w:rPr>
+                <w:rFonts w:hint="default"/>
+                <w:sz w:val="15"/>
+                <w:szCs w:val="15"/>
+                <w:lang w:val="en-US" w:eastAsia="zh-CN"/>
+              </w:rPr>
+              <w:t>季度的全部四个环节。</w:t>
             </w:r>
           </w:p>
         </w:tc>
@@ -19715,6 +19741,7 @@
             <w:insideH w:val="single" w:color="auto" w:sz="4" w:space="0"/>
             <w:insideV w:val="single" w:color="auto" w:sz="4" w:space="0"/>
           </w:tblBorders>
+          <w:shd w:val="clear" w:color="auto" w:fill="auto"/>
           <w:tblCellMar>
             <w:top w:w="15" w:type="dxa"/>
             <w:left w:w="15" w:type="dxa"/>
@@ -19939,482 +19966,6 @@
                 <w:lang w:val="en-US" w:eastAsia="zh-CN"/>
               </w:rPr>
               <w:t>已形成管理习惯</w:t>
-            </w:r>
-          </w:p>
-        </w:tc>
-      </w:tr>
-      <w:tr>
-        <w:tblPrEx>
-          <w:tblBorders>
-            <w:top w:val="single" w:color="auto" w:sz="4" w:space="0"/>
-            <w:left w:val="single" w:color="auto" w:sz="4" w:space="0"/>
-            <w:bottom w:val="single" w:color="auto" w:sz="4" w:space="0"/>
-            <w:right w:val="single" w:color="auto" w:sz="4" w:space="0"/>
-            <w:insideH w:val="single" w:color="auto" w:sz="4" w:space="0"/>
-            <w:insideV w:val="single" w:color="auto" w:sz="4" w:space="0"/>
-          </w:tblBorders>
-          <w:tblCellMar>
-            <w:top w:w="15" w:type="dxa"/>
-            <w:left w:w="15" w:type="dxa"/>
-            <w:bottom w:w="15" w:type="dxa"/>
-            <w:right w:w="15" w:type="dxa"/>
-          </w:tblCellMar>
-        </w:tblPrEx>
-        <w:trPr>
-          <w:trHeight w:val="0" w:hRule="atLeast"/>
-          <w:jc w:val="center"/>
-        </w:trPr>
-        <w:tc>
-          <w:tcPr>
-            <w:tcW w:w="1309" w:type="dxa"/>
-            <w:tcBorders>
-              <w:top w:val="single" w:color="auto" w:sz="4" w:space="0"/>
-              <w:left w:val="single" w:color="auto" w:sz="4" w:space="0"/>
-              <w:bottom w:val="single" w:color="auto" w:sz="4" w:space="0"/>
-              <w:right w:val="single" w:color="auto" w:sz="4" w:space="0"/>
-            </w:tcBorders>
-            <w:shd w:val="clear" w:color="auto" w:fill="auto"/>
-            <w:tcMar>
-              <w:top w:w="120" w:type="dxa"/>
-              <w:left w:w="0" w:type="dxa"/>
-              <w:bottom w:w="120" w:type="dxa"/>
-              <w:right w:w="192" w:type="dxa"/>
-            </w:tcMar>
-            <w:vAlign w:val="center"/>
-          </w:tcPr>
-          <w:p>
-            <w:pPr>
-              <w:keepNext w:val="0"/>
-              <w:keepLines w:val="0"/>
-              <w:pageBreakBefore w:val="0"/>
-              <w:widowControl w:val="0"/>
-              <w:kinsoku w:val="0"/>
-              <w:wordWrap/>
-              <w:overflowPunct/>
-              <w:topLinePunct w:val="0"/>
-              <w:autoSpaceDE w:val="0"/>
-              <w:autoSpaceDN w:val="0"/>
-              <w:bidi w:val="0"/>
-              <w:adjustRightInd w:val="0"/>
-              <w:snapToGrid w:val="0"/>
-              <w:spacing w:line="240" w:lineRule="auto"/>
-              <w:ind w:left="0" w:leftChars="0" w:right="0" w:rightChars="0" w:firstLine="0" w:firstLineChars="0"/>
-              <w:jc w:val="left"/>
-              <w:textAlignment w:val="baseline"/>
-              <w:rPr>
-                <w:rFonts w:hint="default"/>
-                <w:sz w:val="15"/>
-                <w:szCs w:val="15"/>
-              </w:rPr>
-            </w:pPr>
-            <w:r>
-              <w:rPr>
-                <w:rFonts w:hint="default"/>
-                <w:sz w:val="15"/>
-                <w:szCs w:val="15"/>
-                <w:lang w:val="en-US" w:eastAsia="zh-CN"/>
-              </w:rPr>
-              <w:t>绩效考核评估</w:t>
-            </w:r>
-          </w:p>
-        </w:tc>
-        <w:tc>
-          <w:tcPr>
-            <w:tcW w:w="2003" w:type="dxa"/>
-            <w:tcBorders>
-              <w:top w:val="single" w:color="auto" w:sz="4" w:space="0"/>
-              <w:left w:val="single" w:color="auto" w:sz="4" w:space="0"/>
-              <w:bottom w:val="single" w:color="auto" w:sz="4" w:space="0"/>
-              <w:right w:val="single" w:color="auto" w:sz="4" w:space="0"/>
-            </w:tcBorders>
-            <w:shd w:val="clear" w:color="auto" w:fill="auto"/>
-            <w:tcMar>
-              <w:top w:w="120" w:type="dxa"/>
-              <w:left w:w="192" w:type="dxa"/>
-              <w:bottom w:w="120" w:type="dxa"/>
-              <w:right w:w="192" w:type="dxa"/>
-            </w:tcMar>
-            <w:vAlign w:val="center"/>
-          </w:tcPr>
-          <w:p>
-            <w:pPr>
-              <w:keepNext w:val="0"/>
-              <w:keepLines w:val="0"/>
-              <w:pageBreakBefore w:val="0"/>
-              <w:widowControl w:val="0"/>
-              <w:kinsoku w:val="0"/>
-              <w:wordWrap/>
-              <w:overflowPunct/>
-              <w:topLinePunct w:val="0"/>
-              <w:autoSpaceDE w:val="0"/>
-              <w:autoSpaceDN w:val="0"/>
-              <w:bidi w:val="0"/>
-              <w:adjustRightInd w:val="0"/>
-              <w:snapToGrid w:val="0"/>
-              <w:spacing w:line="240" w:lineRule="auto"/>
-              <w:ind w:left="0" w:leftChars="0" w:right="0" w:rightChars="0" w:firstLine="0" w:firstLineChars="0"/>
-              <w:jc w:val="left"/>
-              <w:textAlignment w:val="baseline"/>
-              <w:rPr>
-                <w:rFonts w:hint="default"/>
-                <w:sz w:val="15"/>
-                <w:szCs w:val="15"/>
-              </w:rPr>
-            </w:pPr>
-            <w:r>
-              <w:rPr>
-                <w:rFonts w:hint="default"/>
-                <w:sz w:val="15"/>
-                <w:szCs w:val="15"/>
-                <w:lang w:val="en-US" w:eastAsia="zh-CN"/>
-              </w:rPr>
-              <w:t>季度结束5个工作日内完成评估。</w:t>
-            </w:r>
-          </w:p>
-        </w:tc>
-        <w:tc>
-          <w:tcPr>
-            <w:tcW w:w="2534" w:type="dxa"/>
-            <w:tcBorders>
-              <w:top w:val="single" w:color="auto" w:sz="4" w:space="0"/>
-              <w:left w:val="single" w:color="auto" w:sz="4" w:space="0"/>
-              <w:bottom w:val="single" w:color="auto" w:sz="4" w:space="0"/>
-              <w:right w:val="single" w:color="auto" w:sz="4" w:space="0"/>
-            </w:tcBorders>
-            <w:shd w:val="clear" w:color="auto" w:fill="auto"/>
-            <w:tcMar>
-              <w:top w:w="120" w:type="dxa"/>
-              <w:left w:w="192" w:type="dxa"/>
-              <w:bottom w:w="120" w:type="dxa"/>
-              <w:right w:w="192" w:type="dxa"/>
-            </w:tcMar>
-            <w:vAlign w:val="center"/>
-          </w:tcPr>
-          <w:p>
-            <w:pPr>
-              <w:keepNext w:val="0"/>
-              <w:keepLines w:val="0"/>
-              <w:pageBreakBefore w:val="0"/>
-              <w:widowControl w:val="0"/>
-              <w:kinsoku w:val="0"/>
-              <w:wordWrap/>
-              <w:overflowPunct/>
-              <w:topLinePunct w:val="0"/>
-              <w:autoSpaceDE w:val="0"/>
-              <w:autoSpaceDN w:val="0"/>
-              <w:bidi w:val="0"/>
-              <w:adjustRightInd w:val="0"/>
-              <w:snapToGrid w:val="0"/>
-              <w:spacing w:line="240" w:lineRule="auto"/>
-              <w:ind w:left="0" w:leftChars="0" w:right="0" w:rightChars="0" w:firstLine="0" w:firstLineChars="0"/>
-              <w:jc w:val="center"/>
-              <w:textAlignment w:val="baseline"/>
-              <w:rPr>
-                <w:rFonts w:hint="default"/>
-                <w:sz w:val="15"/>
-                <w:szCs w:val="15"/>
-              </w:rPr>
-            </w:pPr>
-            <w:r>
-              <w:rPr>
-                <w:rFonts w:hint="default"/>
-                <w:sz w:val="15"/>
-                <w:szCs w:val="15"/>
-                <w:lang w:val="en-US" w:eastAsia="zh-CN"/>
-              </w:rPr>
-              <w:t>准时完成，系统支持了自评、上级评及结果计算。</w:t>
-            </w:r>
-          </w:p>
-        </w:tc>
-        <w:tc>
-          <w:tcPr>
-            <w:tcW w:w="2676" w:type="dxa"/>
-            <w:tcBorders>
-              <w:top w:val="single" w:color="auto" w:sz="4" w:space="0"/>
-              <w:left w:val="single" w:color="auto" w:sz="4" w:space="0"/>
-              <w:bottom w:val="single" w:color="auto" w:sz="4" w:space="0"/>
-              <w:right w:val="single" w:color="auto" w:sz="4" w:space="0"/>
-            </w:tcBorders>
-            <w:shd w:val="clear" w:color="auto" w:fill="auto"/>
-            <w:tcMar>
-              <w:top w:w="120" w:type="dxa"/>
-              <w:left w:w="192" w:type="dxa"/>
-              <w:bottom w:w="120" w:type="dxa"/>
-              <w:right w:w="0" w:type="dxa"/>
-            </w:tcMar>
-            <w:vAlign w:val="center"/>
-          </w:tcPr>
-          <w:p>
-            <w:pPr>
-              <w:keepNext w:val="0"/>
-              <w:keepLines w:val="0"/>
-              <w:pageBreakBefore w:val="0"/>
-              <w:widowControl w:val="0"/>
-              <w:kinsoku w:val="0"/>
-              <w:wordWrap/>
-              <w:overflowPunct/>
-              <w:topLinePunct w:val="0"/>
-              <w:autoSpaceDE w:val="0"/>
-              <w:autoSpaceDN w:val="0"/>
-              <w:bidi w:val="0"/>
-              <w:adjustRightInd w:val="0"/>
-              <w:snapToGrid w:val="0"/>
-              <w:spacing w:line="240" w:lineRule="auto"/>
-              <w:ind w:left="0" w:leftChars="0" w:right="0" w:rightChars="0" w:firstLine="0" w:firstLineChars="0"/>
-              <w:jc w:val="left"/>
-              <w:textAlignment w:val="baseline"/>
-              <w:rPr>
-                <w:rFonts w:hint="default"/>
-                <w:sz w:val="15"/>
-                <w:szCs w:val="15"/>
-              </w:rPr>
-            </w:pPr>
-            <w:r>
-              <w:rPr>
-                <w:rFonts w:hint="default"/>
-                <w:sz w:val="15"/>
-                <w:szCs w:val="15"/>
-                <w:lang w:val="en-US" w:eastAsia="zh-CN"/>
-              </w:rPr>
-              <w:t>流程已固化</w:t>
-            </w:r>
-          </w:p>
-        </w:tc>
-      </w:tr>
-      <w:tr>
-        <w:tblPrEx>
-          <w:tblBorders>
-            <w:top w:val="single" w:color="auto" w:sz="4" w:space="0"/>
-            <w:left w:val="single" w:color="auto" w:sz="4" w:space="0"/>
-            <w:bottom w:val="single" w:color="auto" w:sz="4" w:space="0"/>
-            <w:right w:val="single" w:color="auto" w:sz="4" w:space="0"/>
-            <w:insideH w:val="single" w:color="auto" w:sz="4" w:space="0"/>
-            <w:insideV w:val="single" w:color="auto" w:sz="4" w:space="0"/>
-          </w:tblBorders>
-          <w:tblCellMar>
-            <w:top w:w="15" w:type="dxa"/>
-            <w:left w:w="15" w:type="dxa"/>
-            <w:bottom w:w="15" w:type="dxa"/>
-            <w:right w:w="15" w:type="dxa"/>
-          </w:tblCellMar>
-        </w:tblPrEx>
-        <w:trPr>
-          <w:trHeight w:val="0" w:hRule="atLeast"/>
-          <w:jc w:val="center"/>
-        </w:trPr>
-        <w:tc>
-          <w:tcPr>
-            <w:tcW w:w="1309" w:type="dxa"/>
-            <w:tcBorders>
-              <w:top w:val="single" w:color="auto" w:sz="4" w:space="0"/>
-              <w:left w:val="single" w:color="auto" w:sz="4" w:space="0"/>
-              <w:bottom w:val="single" w:color="auto" w:sz="4" w:space="0"/>
-              <w:right w:val="single" w:color="auto" w:sz="4" w:space="0"/>
-            </w:tcBorders>
-            <w:shd w:val="clear" w:color="auto" w:fill="auto"/>
-            <w:tcMar>
-              <w:top w:w="120" w:type="dxa"/>
-              <w:left w:w="0" w:type="dxa"/>
-              <w:bottom w:w="120" w:type="dxa"/>
-              <w:right w:w="192" w:type="dxa"/>
-            </w:tcMar>
-            <w:vAlign w:val="center"/>
-          </w:tcPr>
-          <w:p>
-            <w:pPr>
-              <w:keepNext w:val="0"/>
-              <w:keepLines w:val="0"/>
-              <w:pageBreakBefore w:val="0"/>
-              <w:widowControl w:val="0"/>
-              <w:kinsoku w:val="0"/>
-              <w:wordWrap/>
-              <w:overflowPunct/>
-              <w:topLinePunct w:val="0"/>
-              <w:autoSpaceDE w:val="0"/>
-              <w:autoSpaceDN w:val="0"/>
-              <w:bidi w:val="0"/>
-              <w:adjustRightInd w:val="0"/>
-              <w:snapToGrid w:val="0"/>
-              <w:spacing w:line="240" w:lineRule="auto"/>
-              <w:ind w:left="0" w:leftChars="0" w:right="0" w:rightChars="0" w:firstLine="0" w:firstLineChars="0"/>
-              <w:jc w:val="left"/>
-              <w:textAlignment w:val="baseline"/>
-              <w:rPr>
-                <w:rFonts w:hint="default"/>
-                <w:sz w:val="15"/>
-                <w:szCs w:val="15"/>
-              </w:rPr>
-            </w:pPr>
-            <w:r>
-              <w:rPr>
-                <w:rFonts w:hint="default"/>
-                <w:sz w:val="15"/>
-                <w:szCs w:val="15"/>
-                <w:lang w:val="en-US" w:eastAsia="zh-CN"/>
-              </w:rPr>
-              <w:t>绩效结果反馈与面谈</w:t>
-            </w:r>
-          </w:p>
-        </w:tc>
-        <w:tc>
-          <w:tcPr>
-            <w:tcW w:w="2003" w:type="dxa"/>
-            <w:tcBorders>
-              <w:top w:val="single" w:color="auto" w:sz="4" w:space="0"/>
-              <w:left w:val="single" w:color="auto" w:sz="4" w:space="0"/>
-              <w:bottom w:val="single" w:color="auto" w:sz="4" w:space="0"/>
-              <w:right w:val="single" w:color="auto" w:sz="4" w:space="0"/>
-            </w:tcBorders>
-            <w:shd w:val="clear" w:color="auto" w:fill="auto"/>
-            <w:tcMar>
-              <w:top w:w="120" w:type="dxa"/>
-              <w:left w:w="192" w:type="dxa"/>
-              <w:bottom w:w="120" w:type="dxa"/>
-              <w:right w:w="192" w:type="dxa"/>
-            </w:tcMar>
-            <w:vAlign w:val="center"/>
-          </w:tcPr>
-          <w:p>
-            <w:pPr>
-              <w:keepNext w:val="0"/>
-              <w:keepLines w:val="0"/>
-              <w:pageBreakBefore w:val="0"/>
-              <w:widowControl w:val="0"/>
-              <w:kinsoku w:val="0"/>
-              <w:wordWrap/>
-              <w:overflowPunct/>
-              <w:topLinePunct w:val="0"/>
-              <w:autoSpaceDE w:val="0"/>
-              <w:autoSpaceDN w:val="0"/>
-              <w:bidi w:val="0"/>
-              <w:adjustRightInd w:val="0"/>
-              <w:snapToGrid w:val="0"/>
-              <w:spacing w:line="240" w:lineRule="auto"/>
-              <w:ind w:left="0" w:leftChars="0" w:right="0" w:rightChars="0" w:firstLine="0" w:firstLineChars="0"/>
-              <w:jc w:val="left"/>
-              <w:textAlignment w:val="baseline"/>
-              <w:rPr>
-                <w:rFonts w:hint="default"/>
-                <w:sz w:val="15"/>
-                <w:szCs w:val="15"/>
-              </w:rPr>
-            </w:pPr>
-            <w:r>
-              <w:rPr>
-                <w:rFonts w:hint="default"/>
-                <w:sz w:val="15"/>
-                <w:szCs w:val="15"/>
-                <w:lang w:val="en-US" w:eastAsia="zh-CN"/>
-              </w:rPr>
-              <w:t>评估后3个工作日内完成一对一沟通。</w:t>
-            </w:r>
-          </w:p>
-        </w:tc>
-        <w:tc>
-          <w:tcPr>
-            <w:tcW w:w="2534" w:type="dxa"/>
-            <w:tcBorders>
-              <w:top w:val="single" w:color="auto" w:sz="4" w:space="0"/>
-              <w:left w:val="single" w:color="auto" w:sz="4" w:space="0"/>
-              <w:bottom w:val="single" w:color="auto" w:sz="4" w:space="0"/>
-              <w:right w:val="single" w:color="auto" w:sz="4" w:space="0"/>
-            </w:tcBorders>
-            <w:shd w:val="clear" w:color="auto" w:fill="auto"/>
-            <w:tcMar>
-              <w:top w:w="120" w:type="dxa"/>
-              <w:left w:w="192" w:type="dxa"/>
-              <w:bottom w:w="120" w:type="dxa"/>
-              <w:right w:w="192" w:type="dxa"/>
-            </w:tcMar>
-            <w:vAlign w:val="center"/>
-          </w:tcPr>
-          <w:p>
-            <w:pPr>
-              <w:keepNext w:val="0"/>
-              <w:keepLines w:val="0"/>
-              <w:pageBreakBefore w:val="0"/>
-              <w:widowControl w:val="0"/>
-              <w:kinsoku w:val="0"/>
-              <w:wordWrap/>
-              <w:overflowPunct/>
-              <w:topLinePunct w:val="0"/>
-              <w:autoSpaceDE w:val="0"/>
-              <w:autoSpaceDN w:val="0"/>
-              <w:bidi w:val="0"/>
-              <w:adjustRightInd w:val="0"/>
-              <w:snapToGrid w:val="0"/>
-              <w:spacing w:line="240" w:lineRule="auto"/>
-              <w:ind w:left="0" w:leftChars="0" w:right="0" w:rightChars="0" w:firstLine="0" w:firstLineChars="0"/>
-              <w:jc w:val="center"/>
-              <w:textAlignment w:val="baseline"/>
-              <w:rPr>
-                <w:rFonts w:hint="default"/>
-                <w:sz w:val="15"/>
-                <w:szCs w:val="15"/>
-              </w:rPr>
-            </w:pPr>
-            <w:r>
-              <w:rPr>
-                <w:rFonts w:hint="default"/>
-                <w:sz w:val="15"/>
-                <w:szCs w:val="15"/>
-                <w:lang w:val="en-US" w:eastAsia="zh-CN"/>
-              </w:rPr>
-              <w:t>全部完成，并共同制定了《绩效改进与发展计划》。</w:t>
-            </w:r>
-          </w:p>
-        </w:tc>
-        <w:tc>
-          <w:tcPr>
-            <w:tcW w:w="2676" w:type="dxa"/>
-            <w:tcBorders>
-              <w:top w:val="single" w:color="auto" w:sz="4" w:space="0"/>
-              <w:left w:val="single" w:color="auto" w:sz="4" w:space="0"/>
-              <w:bottom w:val="single" w:color="auto" w:sz="4" w:space="0"/>
-              <w:right w:val="single" w:color="auto" w:sz="4" w:space="0"/>
-            </w:tcBorders>
-            <w:shd w:val="clear" w:color="auto" w:fill="auto"/>
-            <w:tcMar>
-              <w:top w:w="120" w:type="dxa"/>
-              <w:left w:w="192" w:type="dxa"/>
-              <w:bottom w:w="120" w:type="dxa"/>
-              <w:right w:w="0" w:type="dxa"/>
-            </w:tcMar>
-            <w:vAlign w:val="center"/>
-          </w:tcPr>
-          <w:p>
-            <w:pPr>
-              <w:keepNext w:val="0"/>
-              <w:keepLines w:val="0"/>
-              <w:pageBreakBefore w:val="0"/>
-              <w:widowControl w:val="0"/>
-              <w:kinsoku w:val="0"/>
-              <w:wordWrap/>
-              <w:overflowPunct/>
-              <w:topLinePunct w:val="0"/>
-              <w:autoSpaceDE w:val="0"/>
-              <w:autoSpaceDN w:val="0"/>
-              <w:bidi w:val="0"/>
-              <w:adjustRightInd w:val="0"/>
-              <w:snapToGrid w:val="0"/>
-              <w:spacing w:line="240" w:lineRule="auto"/>
-              <w:ind w:left="0" w:leftChars="0" w:right="0" w:rightChars="0" w:firstLine="0" w:firstLineChars="0"/>
-              <w:jc w:val="left"/>
-              <w:textAlignment w:val="baseline"/>
-              <w:rPr>
-                <w:rFonts w:hint="default"/>
-                <w:sz w:val="15"/>
-                <w:szCs w:val="15"/>
-              </w:rPr>
-            </w:pPr>
-            <w:r>
-              <w:rPr>
-                <w:rFonts w:hint="default"/>
-                <w:sz w:val="15"/>
-                <w:szCs w:val="15"/>
-                <w:lang w:val="en-US" w:eastAsia="zh-CN"/>
-              </w:rPr>
-              <w:t>实现闭环与改进</w:t>
             </w:r>
           </w:p>
         </w:tc>
@@ -20491,7 +20042,7 @@
                 <w:szCs w:val="15"/>
                 <w:lang w:val="en-US" w:eastAsia="zh-CN"/>
               </w:rPr>
-              <w:t>年度考核准备</w:t>
+              <w:t>绩效考核评估</w:t>
             </w:r>
           </w:p>
         </w:tc>
@@ -20545,7 +20096,7 @@
                 <w:szCs w:val="15"/>
                 <w:lang w:val="en-US" w:eastAsia="zh-CN"/>
               </w:rPr>
-              <w:t>年末综合季度结果与年度评价。</w:t>
+              <w:t>季度结束5个工作日内完成评估。</w:t>
             </w:r>
           </w:p>
         </w:tc>
@@ -20599,7 +20150,7 @@
                 <w:szCs w:val="15"/>
                 <w:lang w:val="en-US" w:eastAsia="zh-CN"/>
               </w:rPr>
-              <w:t>前三季度数据已就绪，年度能力行为评价方案已确定。</w:t>
+              <w:t>准时完成，系统支持了自评、上级评及结果计算。</w:t>
             </w:r>
           </w:p>
         </w:tc>
@@ -20653,7 +20204,7 @@
                 <w:szCs w:val="15"/>
                 <w:lang w:val="en-US" w:eastAsia="zh-CN"/>
               </w:rPr>
-              <w:t>按计划准备中</w:t>
+              <w:t>流程已固化</w:t>
             </w:r>
           </w:p>
         </w:tc>
@@ -20668,6 +20219,488 @@
             <w:insideH w:val="single" w:color="auto" w:sz="4" w:space="0"/>
             <w:insideV w:val="single" w:color="auto" w:sz="4" w:space="0"/>
           </w:tblBorders>
+          <w:shd w:val="clear" w:color="auto" w:fill="auto"/>
+          <w:tblCellMar>
+            <w:top w:w="15" w:type="dxa"/>
+            <w:left w:w="15" w:type="dxa"/>
+            <w:bottom w:w="15" w:type="dxa"/>
+            <w:right w:w="15" w:type="dxa"/>
+          </w:tblCellMar>
+        </w:tblPrEx>
+        <w:trPr>
+          <w:trHeight w:val="0" w:hRule="atLeast"/>
+          <w:jc w:val="center"/>
+        </w:trPr>
+        <w:tc>
+          <w:tcPr>
+            <w:tcW w:w="1309" w:type="dxa"/>
+            <w:tcBorders>
+              <w:top w:val="single" w:color="auto" w:sz="4" w:space="0"/>
+              <w:left w:val="single" w:color="auto" w:sz="4" w:space="0"/>
+              <w:bottom w:val="single" w:color="auto" w:sz="4" w:space="0"/>
+              <w:right w:val="single" w:color="auto" w:sz="4" w:space="0"/>
+            </w:tcBorders>
+            <w:shd w:val="clear" w:color="auto" w:fill="auto"/>
+            <w:tcMar>
+              <w:top w:w="120" w:type="dxa"/>
+              <w:left w:w="0" w:type="dxa"/>
+              <w:bottom w:w="120" w:type="dxa"/>
+              <w:right w:w="192" w:type="dxa"/>
+            </w:tcMar>
+            <w:vAlign w:val="center"/>
+          </w:tcPr>
+          <w:p>
+            <w:pPr>
+              <w:keepNext w:val="0"/>
+              <w:keepLines w:val="0"/>
+              <w:pageBreakBefore w:val="0"/>
+              <w:widowControl w:val="0"/>
+              <w:kinsoku w:val="0"/>
+              <w:wordWrap/>
+              <w:overflowPunct/>
+              <w:topLinePunct w:val="0"/>
+              <w:autoSpaceDE w:val="0"/>
+              <w:autoSpaceDN w:val="0"/>
+              <w:bidi w:val="0"/>
+              <w:adjustRightInd w:val="0"/>
+              <w:snapToGrid w:val="0"/>
+              <w:spacing w:line="240" w:lineRule="auto"/>
+              <w:ind w:left="0" w:leftChars="0" w:right="0" w:rightChars="0" w:firstLine="0" w:firstLineChars="0"/>
+              <w:jc w:val="left"/>
+              <w:textAlignment w:val="baseline"/>
+              <w:rPr>
+                <w:rFonts w:hint="default"/>
+                <w:sz w:val="15"/>
+                <w:szCs w:val="15"/>
+              </w:rPr>
+            </w:pPr>
+            <w:r>
+              <w:rPr>
+                <w:rFonts w:hint="default"/>
+                <w:sz w:val="15"/>
+                <w:szCs w:val="15"/>
+                <w:lang w:val="en-US" w:eastAsia="zh-CN"/>
+              </w:rPr>
+              <w:t>绩效结果反馈与面谈</w:t>
+            </w:r>
+          </w:p>
+        </w:tc>
+        <w:tc>
+          <w:tcPr>
+            <w:tcW w:w="2003" w:type="dxa"/>
+            <w:tcBorders>
+              <w:top w:val="single" w:color="auto" w:sz="4" w:space="0"/>
+              <w:left w:val="single" w:color="auto" w:sz="4" w:space="0"/>
+              <w:bottom w:val="single" w:color="auto" w:sz="4" w:space="0"/>
+              <w:right w:val="single" w:color="auto" w:sz="4" w:space="0"/>
+            </w:tcBorders>
+            <w:shd w:val="clear" w:color="auto" w:fill="auto"/>
+            <w:tcMar>
+              <w:top w:w="120" w:type="dxa"/>
+              <w:left w:w="192" w:type="dxa"/>
+              <w:bottom w:w="120" w:type="dxa"/>
+              <w:right w:w="192" w:type="dxa"/>
+            </w:tcMar>
+            <w:vAlign w:val="center"/>
+          </w:tcPr>
+          <w:p>
+            <w:pPr>
+              <w:keepNext w:val="0"/>
+              <w:keepLines w:val="0"/>
+              <w:pageBreakBefore w:val="0"/>
+              <w:widowControl w:val="0"/>
+              <w:kinsoku w:val="0"/>
+              <w:wordWrap/>
+              <w:overflowPunct/>
+              <w:topLinePunct w:val="0"/>
+              <w:autoSpaceDE w:val="0"/>
+              <w:autoSpaceDN w:val="0"/>
+              <w:bidi w:val="0"/>
+              <w:adjustRightInd w:val="0"/>
+              <w:snapToGrid w:val="0"/>
+              <w:spacing w:line="240" w:lineRule="auto"/>
+              <w:ind w:left="0" w:leftChars="0" w:right="0" w:rightChars="0" w:firstLine="0" w:firstLineChars="0"/>
+              <w:jc w:val="left"/>
+              <w:textAlignment w:val="baseline"/>
+              <w:rPr>
+                <w:rFonts w:hint="default"/>
+                <w:sz w:val="15"/>
+                <w:szCs w:val="15"/>
+              </w:rPr>
+            </w:pPr>
+            <w:r>
+              <w:rPr>
+                <w:rFonts w:hint="default"/>
+                <w:sz w:val="15"/>
+                <w:szCs w:val="15"/>
+                <w:lang w:val="en-US" w:eastAsia="zh-CN"/>
+              </w:rPr>
+              <w:t>评估后3个工作日内完成一对一沟通。</w:t>
+            </w:r>
+          </w:p>
+        </w:tc>
+        <w:tc>
+          <w:tcPr>
+            <w:tcW w:w="2534" w:type="dxa"/>
+            <w:tcBorders>
+              <w:top w:val="single" w:color="auto" w:sz="4" w:space="0"/>
+              <w:left w:val="single" w:color="auto" w:sz="4" w:space="0"/>
+              <w:bottom w:val="single" w:color="auto" w:sz="4" w:space="0"/>
+              <w:right w:val="single" w:color="auto" w:sz="4" w:space="0"/>
+            </w:tcBorders>
+            <w:shd w:val="clear" w:color="auto" w:fill="auto"/>
+            <w:tcMar>
+              <w:top w:w="120" w:type="dxa"/>
+              <w:left w:w="192" w:type="dxa"/>
+              <w:bottom w:w="120" w:type="dxa"/>
+              <w:right w:w="192" w:type="dxa"/>
+            </w:tcMar>
+            <w:vAlign w:val="center"/>
+          </w:tcPr>
+          <w:p>
+            <w:pPr>
+              <w:keepNext w:val="0"/>
+              <w:keepLines w:val="0"/>
+              <w:pageBreakBefore w:val="0"/>
+              <w:widowControl w:val="0"/>
+              <w:kinsoku w:val="0"/>
+              <w:wordWrap/>
+              <w:overflowPunct/>
+              <w:topLinePunct w:val="0"/>
+              <w:autoSpaceDE w:val="0"/>
+              <w:autoSpaceDN w:val="0"/>
+              <w:bidi w:val="0"/>
+              <w:adjustRightInd w:val="0"/>
+              <w:snapToGrid w:val="0"/>
+              <w:spacing w:line="240" w:lineRule="auto"/>
+              <w:ind w:left="0" w:leftChars="0" w:right="0" w:rightChars="0" w:firstLine="0" w:firstLineChars="0"/>
+              <w:jc w:val="center"/>
+              <w:textAlignment w:val="baseline"/>
+              <w:rPr>
+                <w:rFonts w:hint="default"/>
+                <w:sz w:val="15"/>
+                <w:szCs w:val="15"/>
+              </w:rPr>
+            </w:pPr>
+            <w:r>
+              <w:rPr>
+                <w:rFonts w:hint="default"/>
+                <w:sz w:val="15"/>
+                <w:szCs w:val="15"/>
+                <w:lang w:val="en-US" w:eastAsia="zh-CN"/>
+              </w:rPr>
+              <w:t>全部完成，并共同制定了《绩效改进与发展计划》。</w:t>
+            </w:r>
+          </w:p>
+        </w:tc>
+        <w:tc>
+          <w:tcPr>
+            <w:tcW w:w="2676" w:type="dxa"/>
+            <w:tcBorders>
+              <w:top w:val="single" w:color="auto" w:sz="4" w:space="0"/>
+              <w:left w:val="single" w:color="auto" w:sz="4" w:space="0"/>
+              <w:bottom w:val="single" w:color="auto" w:sz="4" w:space="0"/>
+              <w:right w:val="single" w:color="auto" w:sz="4" w:space="0"/>
+            </w:tcBorders>
+            <w:shd w:val="clear" w:color="auto" w:fill="auto"/>
+            <w:tcMar>
+              <w:top w:w="120" w:type="dxa"/>
+              <w:left w:w="192" w:type="dxa"/>
+              <w:bottom w:w="120" w:type="dxa"/>
+              <w:right w:w="0" w:type="dxa"/>
+            </w:tcMar>
+            <w:vAlign w:val="center"/>
+          </w:tcPr>
+          <w:p>
+            <w:pPr>
+              <w:keepNext w:val="0"/>
+              <w:keepLines w:val="0"/>
+              <w:pageBreakBefore w:val="0"/>
+              <w:widowControl w:val="0"/>
+              <w:kinsoku w:val="0"/>
+              <w:wordWrap/>
+              <w:overflowPunct/>
+              <w:topLinePunct w:val="0"/>
+              <w:autoSpaceDE w:val="0"/>
+              <w:autoSpaceDN w:val="0"/>
+              <w:bidi w:val="0"/>
+              <w:adjustRightInd w:val="0"/>
+              <w:snapToGrid w:val="0"/>
+              <w:spacing w:line="240" w:lineRule="auto"/>
+              <w:ind w:left="0" w:leftChars="0" w:right="0" w:rightChars="0" w:firstLine="0" w:firstLineChars="0"/>
+              <w:jc w:val="left"/>
+              <w:textAlignment w:val="baseline"/>
+              <w:rPr>
+                <w:rFonts w:hint="default"/>
+                <w:sz w:val="15"/>
+                <w:szCs w:val="15"/>
+              </w:rPr>
+            </w:pPr>
+            <w:r>
+              <w:rPr>
+                <w:rFonts w:hint="default"/>
+                <w:sz w:val="15"/>
+                <w:szCs w:val="15"/>
+                <w:lang w:val="en-US" w:eastAsia="zh-CN"/>
+              </w:rPr>
+              <w:t>实现闭环与改进</w:t>
+            </w:r>
+          </w:p>
+        </w:tc>
+      </w:tr>
+      <w:tr>
+        <w:tblPrEx>
+          <w:tblBorders>
+            <w:top w:val="single" w:color="auto" w:sz="4" w:space="0"/>
+            <w:left w:val="single" w:color="auto" w:sz="4" w:space="0"/>
+            <w:bottom w:val="single" w:color="auto" w:sz="4" w:space="0"/>
+            <w:right w:val="single" w:color="auto" w:sz="4" w:space="0"/>
+            <w:insideH w:val="single" w:color="auto" w:sz="4" w:space="0"/>
+            <w:insideV w:val="single" w:color="auto" w:sz="4" w:space="0"/>
+          </w:tblBorders>
+          <w:shd w:val="clear" w:color="auto" w:fill="auto"/>
+          <w:tblCellMar>
+            <w:top w:w="15" w:type="dxa"/>
+            <w:left w:w="15" w:type="dxa"/>
+            <w:bottom w:w="15" w:type="dxa"/>
+            <w:right w:w="15" w:type="dxa"/>
+          </w:tblCellMar>
+        </w:tblPrEx>
+        <w:trPr>
+          <w:trHeight w:val="0" w:hRule="atLeast"/>
+          <w:jc w:val="center"/>
+        </w:trPr>
+        <w:tc>
+          <w:tcPr>
+            <w:tcW w:w="1309" w:type="dxa"/>
+            <w:tcBorders>
+              <w:top w:val="single" w:color="auto" w:sz="4" w:space="0"/>
+              <w:left w:val="single" w:color="auto" w:sz="4" w:space="0"/>
+              <w:bottom w:val="single" w:color="auto" w:sz="4" w:space="0"/>
+              <w:right w:val="single" w:color="auto" w:sz="4" w:space="0"/>
+            </w:tcBorders>
+            <w:shd w:val="clear" w:color="auto" w:fill="auto"/>
+            <w:tcMar>
+              <w:top w:w="120" w:type="dxa"/>
+              <w:left w:w="0" w:type="dxa"/>
+              <w:bottom w:w="120" w:type="dxa"/>
+              <w:right w:w="192" w:type="dxa"/>
+            </w:tcMar>
+            <w:vAlign w:val="center"/>
+          </w:tcPr>
+          <w:p>
+            <w:pPr>
+              <w:keepNext w:val="0"/>
+              <w:keepLines w:val="0"/>
+              <w:pageBreakBefore w:val="0"/>
+              <w:widowControl w:val="0"/>
+              <w:kinsoku w:val="0"/>
+              <w:wordWrap/>
+              <w:overflowPunct/>
+              <w:topLinePunct w:val="0"/>
+              <w:autoSpaceDE w:val="0"/>
+              <w:autoSpaceDN w:val="0"/>
+              <w:bidi w:val="0"/>
+              <w:adjustRightInd w:val="0"/>
+              <w:snapToGrid w:val="0"/>
+              <w:spacing w:line="240" w:lineRule="auto"/>
+              <w:ind w:left="0" w:leftChars="0" w:right="0" w:rightChars="0" w:firstLine="0" w:firstLineChars="0"/>
+              <w:jc w:val="left"/>
+              <w:textAlignment w:val="baseline"/>
+              <w:rPr>
+                <w:rFonts w:hint="default"/>
+                <w:sz w:val="15"/>
+                <w:szCs w:val="15"/>
+              </w:rPr>
+            </w:pPr>
+            <w:r>
+              <w:rPr>
+                <w:rFonts w:hint="default"/>
+                <w:sz w:val="15"/>
+                <w:szCs w:val="15"/>
+                <w:lang w:val="en-US" w:eastAsia="zh-CN"/>
+              </w:rPr>
+              <w:t>年度考核准备</w:t>
+            </w:r>
+          </w:p>
+        </w:tc>
+        <w:tc>
+          <w:tcPr>
+            <w:tcW w:w="2003" w:type="dxa"/>
+            <w:tcBorders>
+              <w:top w:val="single" w:color="auto" w:sz="4" w:space="0"/>
+              <w:left w:val="single" w:color="auto" w:sz="4" w:space="0"/>
+              <w:bottom w:val="single" w:color="auto" w:sz="4" w:space="0"/>
+              <w:right w:val="single" w:color="auto" w:sz="4" w:space="0"/>
+            </w:tcBorders>
+            <w:shd w:val="clear" w:color="auto" w:fill="auto"/>
+            <w:tcMar>
+              <w:top w:w="120" w:type="dxa"/>
+              <w:left w:w="192" w:type="dxa"/>
+              <w:bottom w:w="120" w:type="dxa"/>
+              <w:right w:w="192" w:type="dxa"/>
+            </w:tcMar>
+            <w:vAlign w:val="center"/>
+          </w:tcPr>
+          <w:p>
+            <w:pPr>
+              <w:keepNext w:val="0"/>
+              <w:keepLines w:val="0"/>
+              <w:pageBreakBefore w:val="0"/>
+              <w:widowControl w:val="0"/>
+              <w:kinsoku w:val="0"/>
+              <w:wordWrap/>
+              <w:overflowPunct/>
+              <w:topLinePunct w:val="0"/>
+              <w:autoSpaceDE w:val="0"/>
+              <w:autoSpaceDN w:val="0"/>
+              <w:bidi w:val="0"/>
+              <w:adjustRightInd w:val="0"/>
+              <w:snapToGrid w:val="0"/>
+              <w:spacing w:line="240" w:lineRule="auto"/>
+              <w:ind w:left="0" w:leftChars="0" w:right="0" w:rightChars="0" w:firstLine="0" w:firstLineChars="0"/>
+              <w:jc w:val="left"/>
+              <w:textAlignment w:val="baseline"/>
+              <w:rPr>
+                <w:rFonts w:hint="default"/>
+                <w:sz w:val="15"/>
+                <w:szCs w:val="15"/>
+              </w:rPr>
+            </w:pPr>
+            <w:r>
+              <w:rPr>
+                <w:rFonts w:hint="default"/>
+                <w:sz w:val="15"/>
+                <w:szCs w:val="15"/>
+                <w:lang w:val="en-US" w:eastAsia="zh-CN"/>
+              </w:rPr>
+              <w:t>年末综合季度结果与年度评价。</w:t>
+            </w:r>
+          </w:p>
+        </w:tc>
+        <w:tc>
+          <w:tcPr>
+            <w:tcW w:w="2534" w:type="dxa"/>
+            <w:tcBorders>
+              <w:top w:val="single" w:color="auto" w:sz="4" w:space="0"/>
+              <w:left w:val="single" w:color="auto" w:sz="4" w:space="0"/>
+              <w:bottom w:val="single" w:color="auto" w:sz="4" w:space="0"/>
+              <w:right w:val="single" w:color="auto" w:sz="4" w:space="0"/>
+            </w:tcBorders>
+            <w:shd w:val="clear" w:color="auto" w:fill="auto"/>
+            <w:tcMar>
+              <w:top w:w="120" w:type="dxa"/>
+              <w:left w:w="192" w:type="dxa"/>
+              <w:bottom w:w="120" w:type="dxa"/>
+              <w:right w:w="192" w:type="dxa"/>
+            </w:tcMar>
+            <w:vAlign w:val="center"/>
+          </w:tcPr>
+          <w:p>
+            <w:pPr>
+              <w:keepNext w:val="0"/>
+              <w:keepLines w:val="0"/>
+              <w:pageBreakBefore w:val="0"/>
+              <w:widowControl w:val="0"/>
+              <w:kinsoku w:val="0"/>
+              <w:wordWrap/>
+              <w:overflowPunct/>
+              <w:topLinePunct w:val="0"/>
+              <w:autoSpaceDE w:val="0"/>
+              <w:autoSpaceDN w:val="0"/>
+              <w:bidi w:val="0"/>
+              <w:adjustRightInd w:val="0"/>
+              <w:snapToGrid w:val="0"/>
+              <w:spacing w:line="240" w:lineRule="auto"/>
+              <w:ind w:left="0" w:leftChars="0" w:right="0" w:rightChars="0" w:firstLine="0" w:firstLineChars="0"/>
+              <w:jc w:val="center"/>
+              <w:textAlignment w:val="baseline"/>
+              <w:rPr>
+                <w:rFonts w:hint="default"/>
+                <w:sz w:val="15"/>
+                <w:szCs w:val="15"/>
+              </w:rPr>
+            </w:pPr>
+            <w:r>
+              <w:rPr>
+                <w:rFonts w:hint="default"/>
+                <w:sz w:val="15"/>
+                <w:szCs w:val="15"/>
+                <w:lang w:val="en-US" w:eastAsia="zh-CN"/>
+              </w:rPr>
+              <w:t>前三季度数据已就绪，年度能力行为评价方案已确定。</w:t>
+            </w:r>
+          </w:p>
+        </w:tc>
+        <w:tc>
+          <w:tcPr>
+            <w:tcW w:w="2676" w:type="dxa"/>
+            <w:tcBorders>
+              <w:top w:val="single" w:color="auto" w:sz="4" w:space="0"/>
+              <w:left w:val="single" w:color="auto" w:sz="4" w:space="0"/>
+              <w:bottom w:val="single" w:color="auto" w:sz="4" w:space="0"/>
+              <w:right w:val="single" w:color="auto" w:sz="4" w:space="0"/>
+            </w:tcBorders>
+            <w:shd w:val="clear" w:color="auto" w:fill="auto"/>
+            <w:tcMar>
+              <w:top w:w="120" w:type="dxa"/>
+              <w:left w:w="192" w:type="dxa"/>
+              <w:bottom w:w="120" w:type="dxa"/>
+              <w:right w:w="0" w:type="dxa"/>
+            </w:tcMar>
+            <w:vAlign w:val="center"/>
+          </w:tcPr>
+          <w:p>
+            <w:pPr>
+              <w:keepNext w:val="0"/>
+              <w:keepLines w:val="0"/>
+              <w:pageBreakBefore w:val="0"/>
+              <w:widowControl w:val="0"/>
+              <w:kinsoku w:val="0"/>
+              <w:wordWrap/>
+              <w:overflowPunct/>
+              <w:topLinePunct w:val="0"/>
+              <w:autoSpaceDE w:val="0"/>
+              <w:autoSpaceDN w:val="0"/>
+              <w:bidi w:val="0"/>
+              <w:adjustRightInd w:val="0"/>
+              <w:snapToGrid w:val="0"/>
+              <w:spacing w:line="240" w:lineRule="auto"/>
+              <w:ind w:left="0" w:leftChars="0" w:right="0" w:rightChars="0" w:firstLine="0" w:firstLineChars="0"/>
+              <w:jc w:val="left"/>
+              <w:textAlignment w:val="baseline"/>
+              <w:rPr>
+                <w:rFonts w:hint="default"/>
+                <w:sz w:val="15"/>
+                <w:szCs w:val="15"/>
+                <w:lang w:val="en-US"/>
+              </w:rPr>
+            </w:pPr>
+            <w:r>
+              <w:rPr>
+                <w:rFonts w:hint="eastAsia"/>
+                <w:sz w:val="15"/>
+                <w:szCs w:val="15"/>
+                <w:lang w:val="en-US" w:eastAsia="zh-CN"/>
+              </w:rPr>
+              <w:t>已完成绩效考核</w:t>
+            </w:r>
+            <w:bookmarkStart w:id="48" w:name="_GoBack"/>
+            <w:bookmarkEnd w:id="48"/>
+          </w:p>
+        </w:tc>
+      </w:tr>
+      <w:tr>
+        <w:tblPrEx>
+          <w:tblBorders>
+            <w:top w:val="single" w:color="auto" w:sz="4" w:space="0"/>
+            <w:left w:val="single" w:color="auto" w:sz="4" w:space="0"/>
+            <w:bottom w:val="single" w:color="auto" w:sz="4" w:space="0"/>
+            <w:right w:val="single" w:color="auto" w:sz="4" w:space="0"/>
+            <w:insideH w:val="single" w:color="auto" w:sz="4" w:space="0"/>
+            <w:insideV w:val="single" w:color="auto" w:sz="4" w:space="0"/>
+          </w:tblBorders>
+          <w:shd w:val="clear" w:color="auto" w:fill="auto"/>
           <w:tblCellMar>
             <w:top w:w="15" w:type="dxa"/>
             <w:left w:w="15" w:type="dxa"/>
@@ -21113,8 +21146,6 @@
                 <w:szCs w:val="18"/>
               </w:rPr>
             </w:pPr>
-            <w:bookmarkStart w:id="48" w:name="_GoBack"/>
-            <w:bookmarkEnd w:id="48"/>
             <w:r>
               <w:rPr>
                 <w:rFonts w:hint="default" w:ascii="Segoe UI" w:hAnsi="Segoe UI" w:eastAsia="Segoe UI" w:cs="Segoe UI"/>
@@ -21372,300 +21403,6 @@
                 <w:lang w:val="en-US" w:eastAsia="zh-CN"/>
               </w:rPr>
               <w:t>状态</w:t>
-            </w:r>
-          </w:p>
-        </w:tc>
-      </w:tr>
-      <w:tr>
-        <w:tblPrEx>
-          <w:tblBorders>
-            <w:top w:val="single" w:color="auto" w:sz="4" w:space="0"/>
-            <w:left w:val="single" w:color="auto" w:sz="4" w:space="0"/>
-            <w:bottom w:val="single" w:color="auto" w:sz="4" w:space="0"/>
-            <w:right w:val="single" w:color="auto" w:sz="4" w:space="0"/>
-            <w:insideH w:val="single" w:color="auto" w:sz="4" w:space="0"/>
-            <w:insideV w:val="single" w:color="auto" w:sz="4" w:space="0"/>
-          </w:tblBorders>
-          <w:shd w:val="clear" w:color="auto" w:fill="auto"/>
-          <w:tblCellMar>
-            <w:top w:w="15" w:type="dxa"/>
-            <w:left w:w="15" w:type="dxa"/>
-            <w:bottom w:w="15" w:type="dxa"/>
-            <w:right w:w="15" w:type="dxa"/>
-          </w:tblCellMar>
-        </w:tblPrEx>
-        <w:trPr>
-          <w:trHeight w:val="0" w:hRule="atLeast"/>
-          <w:jc w:val="center"/>
-        </w:trPr>
-        <w:tc>
-          <w:tcPr>
-            <w:tcW w:w="1499" w:type="dxa"/>
-            <w:tcBorders>
-              <w:top w:val="single" w:color="auto" w:sz="4" w:space="0"/>
-              <w:left w:val="single" w:color="auto" w:sz="12" w:space="0"/>
-              <w:bottom w:val="single" w:color="auto" w:sz="4" w:space="0"/>
-              <w:right w:val="single" w:color="auto" w:sz="4" w:space="0"/>
-            </w:tcBorders>
-            <w:shd w:val="clear" w:color="auto" w:fill="auto"/>
-            <w:tcMar>
-              <w:top w:w="120" w:type="dxa"/>
-              <w:left w:w="0" w:type="dxa"/>
-              <w:bottom w:w="120" w:type="dxa"/>
-              <w:right w:w="192" w:type="dxa"/>
-            </w:tcMar>
-            <w:vAlign w:val="center"/>
-          </w:tcPr>
-          <w:p>
-            <w:pPr>
-              <w:keepNext w:val="0"/>
-              <w:keepLines w:val="0"/>
-              <w:pageBreakBefore w:val="0"/>
-              <w:widowControl w:val="0"/>
-              <w:suppressLineNumbers w:val="0"/>
-              <w:kinsoku w:val="0"/>
-              <w:wordWrap/>
-              <w:overflowPunct/>
-              <w:topLinePunct w:val="0"/>
-              <w:autoSpaceDE w:val="0"/>
-              <w:autoSpaceDN w:val="0"/>
-              <w:bidi w:val="0"/>
-              <w:adjustRightInd w:val="0"/>
-              <w:snapToGrid w:val="0"/>
-              <w:spacing w:line="240" w:lineRule="auto"/>
-              <w:ind w:left="0" w:leftChars="0" w:right="0" w:rightChars="0" w:firstLine="0" w:firstLineChars="0"/>
-              <w:jc w:val="center"/>
-              <w:textAlignment w:val="baseline"/>
-              <w:rPr>
-                <w:rFonts w:hint="default" w:ascii="Segoe UI" w:hAnsi="Segoe UI" w:eastAsia="Segoe UI" w:cs="Segoe UI"/>
-                <w:i w:val="0"/>
-                <w:iCs w:val="0"/>
-                <w:caps w:val="0"/>
-                <w:color w:val="0F1115"/>
-                <w:spacing w:val="0"/>
-                <w:sz w:val="18"/>
-                <w:szCs w:val="18"/>
-              </w:rPr>
-            </w:pPr>
-            <w:r>
-              <w:rPr>
-                <w:rStyle w:val="23"/>
-                <w:rFonts w:hint="default" w:ascii="Segoe UI" w:hAnsi="Segoe UI" w:eastAsia="Segoe UI" w:cs="Segoe UI"/>
-                <w:b/>
-                <w:bCs/>
-                <w:i w:val="0"/>
-                <w:iCs w:val="0"/>
-                <w:caps w:val="0"/>
-                <w:snapToGrid w:val="0"/>
-                <w:color w:val="000000"/>
-                <w:spacing w:val="0"/>
-                <w:kern w:val="0"/>
-                <w:sz w:val="18"/>
-                <w:szCs w:val="18"/>
-                <w:lang w:val="en-US" w:eastAsia="zh-CN"/>
-              </w:rPr>
-              <w:t>制度与标准建设</w:t>
-            </w:r>
-          </w:p>
-        </w:tc>
-        <w:tc>
-          <w:tcPr>
-            <w:tcW w:w="2413" w:type="dxa"/>
-            <w:tcBorders>
-              <w:top w:val="single" w:color="auto" w:sz="4" w:space="0"/>
-              <w:left w:val="single" w:color="auto" w:sz="4" w:space="0"/>
-              <w:bottom w:val="single" w:color="auto" w:sz="4" w:space="0"/>
-              <w:right w:val="single" w:color="auto" w:sz="4" w:space="0"/>
-            </w:tcBorders>
-            <w:shd w:val="clear" w:color="auto" w:fill="auto"/>
-            <w:tcMar>
-              <w:top w:w="120" w:type="dxa"/>
-              <w:left w:w="192" w:type="dxa"/>
-              <w:bottom w:w="120" w:type="dxa"/>
-              <w:right w:w="192" w:type="dxa"/>
-            </w:tcMar>
-            <w:vAlign w:val="center"/>
-          </w:tcPr>
-          <w:p>
-            <w:pPr>
-              <w:keepNext w:val="0"/>
-              <w:keepLines w:val="0"/>
-              <w:pageBreakBefore w:val="0"/>
-              <w:widowControl w:val="0"/>
-              <w:suppressLineNumbers w:val="0"/>
-              <w:kinsoku w:val="0"/>
-              <w:wordWrap/>
-              <w:overflowPunct/>
-              <w:topLinePunct w:val="0"/>
-              <w:autoSpaceDE w:val="0"/>
-              <w:autoSpaceDN w:val="0"/>
-              <w:bidi w:val="0"/>
-              <w:adjustRightInd w:val="0"/>
-              <w:snapToGrid w:val="0"/>
-              <w:spacing w:line="240" w:lineRule="auto"/>
-              <w:ind w:left="0" w:leftChars="0" w:right="0" w:rightChars="0" w:firstLine="0" w:firstLineChars="0"/>
-              <w:jc w:val="left"/>
-              <w:textAlignment w:val="baseline"/>
-              <w:rPr>
-                <w:rFonts w:hint="default" w:ascii="Segoe UI" w:hAnsi="Segoe UI" w:eastAsia="Segoe UI" w:cs="Segoe UI"/>
-                <w:i w:val="0"/>
-                <w:iCs w:val="0"/>
-                <w:caps w:val="0"/>
-                <w:color w:val="0F1115"/>
-                <w:spacing w:val="0"/>
-                <w:sz w:val="18"/>
-                <w:szCs w:val="18"/>
-              </w:rPr>
-            </w:pPr>
-            <w:r>
-              <w:rPr>
-                <w:rFonts w:hint="default" w:ascii="Segoe UI" w:hAnsi="Segoe UI" w:eastAsia="Segoe UI" w:cs="Segoe UI"/>
-                <w:i w:val="0"/>
-                <w:iCs w:val="0"/>
-                <w:caps w:val="0"/>
-                <w:snapToGrid w:val="0"/>
-                <w:color w:val="000000"/>
-                <w:spacing w:val="0"/>
-                <w:kern w:val="0"/>
-                <w:sz w:val="18"/>
-                <w:szCs w:val="18"/>
-                <w:lang w:val="en-US" w:eastAsia="zh-CN"/>
-              </w:rPr>
-              <w:t>依据制度建立两大序列、五级技能模型及评定标准。</w:t>
-            </w:r>
-          </w:p>
-        </w:tc>
-        <w:tc>
-          <w:tcPr>
-            <w:tcW w:w="3675" w:type="dxa"/>
-            <w:tcBorders>
-              <w:top w:val="single" w:color="auto" w:sz="4" w:space="0"/>
-              <w:left w:val="single" w:color="auto" w:sz="4" w:space="0"/>
-              <w:bottom w:val="single" w:color="auto" w:sz="4" w:space="0"/>
-              <w:right w:val="single" w:color="auto" w:sz="4" w:space="0"/>
-            </w:tcBorders>
-            <w:shd w:val="clear" w:color="auto" w:fill="auto"/>
-            <w:tcMar>
-              <w:top w:w="120" w:type="dxa"/>
-              <w:left w:w="192" w:type="dxa"/>
-              <w:bottom w:w="120" w:type="dxa"/>
-              <w:right w:w="192" w:type="dxa"/>
-            </w:tcMar>
-            <w:vAlign w:val="center"/>
-          </w:tcPr>
-          <w:p>
-            <w:pPr>
-              <w:keepNext w:val="0"/>
-              <w:keepLines w:val="0"/>
-              <w:pageBreakBefore w:val="0"/>
-              <w:widowControl w:val="0"/>
-              <w:suppressLineNumbers w:val="0"/>
-              <w:kinsoku w:val="0"/>
-              <w:wordWrap/>
-              <w:overflowPunct/>
-              <w:topLinePunct w:val="0"/>
-              <w:autoSpaceDE w:val="0"/>
-              <w:autoSpaceDN w:val="0"/>
-              <w:bidi w:val="0"/>
-              <w:adjustRightInd w:val="0"/>
-              <w:snapToGrid w:val="0"/>
-              <w:spacing w:line="240" w:lineRule="auto"/>
-              <w:ind w:left="0" w:leftChars="0" w:right="0" w:rightChars="0" w:firstLine="0" w:firstLineChars="0"/>
-              <w:jc w:val="left"/>
-              <w:textAlignment w:val="baseline"/>
-              <w:rPr>
-                <w:rFonts w:hint="default" w:ascii="Segoe UI" w:hAnsi="Segoe UI" w:eastAsia="Segoe UI" w:cs="Segoe UI"/>
-                <w:i w:val="0"/>
-                <w:iCs w:val="0"/>
-                <w:caps w:val="0"/>
-                <w:color w:val="0F1115"/>
-                <w:spacing w:val="0"/>
-                <w:sz w:val="18"/>
-                <w:szCs w:val="18"/>
-              </w:rPr>
-            </w:pPr>
-            <w:r>
-              <w:rPr>
-                <w:rFonts w:hint="default" w:ascii="Segoe UI" w:hAnsi="Segoe UI" w:eastAsia="Segoe UI" w:cs="Segoe UI"/>
-                <w:i w:val="0"/>
-                <w:iCs w:val="0"/>
-                <w:caps w:val="0"/>
-                <w:snapToGrid w:val="0"/>
-                <w:color w:val="000000"/>
-                <w:spacing w:val="0"/>
-                <w:kern w:val="0"/>
-                <w:sz w:val="18"/>
-                <w:szCs w:val="18"/>
-                <w:lang w:val="en-US" w:eastAsia="zh-CN"/>
-              </w:rPr>
-              <w:t>已完成《专业技能等级任职资格标准细则》的制定与发布，并通过多渠道完成全员宣贯。</w:t>
-            </w:r>
-          </w:p>
-        </w:tc>
-        <w:tc>
-          <w:tcPr>
-            <w:tcW w:w="918" w:type="dxa"/>
-            <w:tcBorders>
-              <w:top w:val="single" w:color="auto" w:sz="4" w:space="0"/>
-              <w:left w:val="single" w:color="auto" w:sz="4" w:space="0"/>
-              <w:bottom w:val="single" w:color="auto" w:sz="4" w:space="0"/>
-              <w:right w:val="single" w:color="auto" w:sz="12" w:space="0"/>
-            </w:tcBorders>
-            <w:shd w:val="clear" w:color="auto" w:fill="auto"/>
-            <w:tcMar>
-              <w:top w:w="120" w:type="dxa"/>
-              <w:left w:w="192" w:type="dxa"/>
-              <w:bottom w:w="120" w:type="dxa"/>
-              <w:right w:w="0" w:type="dxa"/>
-            </w:tcMar>
-            <w:vAlign w:val="center"/>
-          </w:tcPr>
-          <w:p>
-            <w:pPr>
-              <w:keepNext w:val="0"/>
-              <w:keepLines w:val="0"/>
-              <w:pageBreakBefore w:val="0"/>
-              <w:widowControl w:val="0"/>
-              <w:suppressLineNumbers w:val="0"/>
-              <w:kinsoku w:val="0"/>
-              <w:wordWrap/>
-              <w:overflowPunct/>
-              <w:topLinePunct w:val="0"/>
-              <w:autoSpaceDE w:val="0"/>
-              <w:autoSpaceDN w:val="0"/>
-              <w:bidi w:val="0"/>
-              <w:adjustRightInd w:val="0"/>
-              <w:snapToGrid w:val="0"/>
-              <w:spacing w:line="240" w:lineRule="auto"/>
-              <w:ind w:left="0" w:leftChars="0" w:right="0" w:rightChars="0" w:firstLine="0" w:firstLineChars="0"/>
-              <w:jc w:val="left"/>
-              <w:textAlignment w:val="baseline"/>
-              <w:rPr>
-                <w:rFonts w:hint="default" w:ascii="Segoe UI" w:hAnsi="Segoe UI" w:eastAsia="Segoe UI" w:cs="Segoe UI"/>
-                <w:i w:val="0"/>
-                <w:iCs w:val="0"/>
-                <w:caps w:val="0"/>
-                <w:color w:val="0F1115"/>
-                <w:spacing w:val="0"/>
-                <w:sz w:val="18"/>
-                <w:szCs w:val="18"/>
-              </w:rPr>
-            </w:pPr>
-            <w:r>
-              <w:rPr>
-                <w:rFonts w:hint="eastAsia" w:ascii="Segoe UI" w:hAnsi="Segoe UI" w:eastAsia="Segoe UI" w:cs="Segoe UI"/>
-                <w:i w:val="0"/>
-                <w:iCs w:val="0"/>
-                <w:caps w:val="0"/>
-                <w:snapToGrid w:val="0"/>
-                <w:color w:val="000000"/>
-                <w:spacing w:val="0"/>
-                <w:kern w:val="0"/>
-                <w:sz w:val="18"/>
-                <w:szCs w:val="18"/>
-                <w:lang w:val="en-US" w:eastAsia="zh-CN"/>
-              </w:rPr>
-              <w:t>完成</w:t>
             </w:r>
           </w:p>
         </w:tc>
@@ -21757,7 +21494,7 @@
                 <w:szCs w:val="18"/>
                 <w:lang w:val="en-US" w:eastAsia="zh-CN"/>
               </w:rPr>
-              <w:t>评定流程设计</w:t>
+              <w:t>制度与标准建设</w:t>
             </w:r>
           </w:p>
         </w:tc>
@@ -21824,7 +21561,7 @@
                 <w:szCs w:val="18"/>
                 <w:lang w:val="en-US" w:eastAsia="zh-CN"/>
               </w:rPr>
-              <w:t>明确“申请-审核-评审-审批-应用”的闭环流程。</w:t>
+              <w:t>依据制度建立两大序列、五级技能模型及评定标准。</w:t>
             </w:r>
           </w:p>
         </w:tc>
@@ -21891,7 +21628,7 @@
                 <w:szCs w:val="18"/>
                 <w:lang w:val="en-US" w:eastAsia="zh-CN"/>
               </w:rPr>
-              <w:t>全套流程文档与工具（《申请表》、《评价表》）已开发、测试并定稿。</w:t>
+              <w:t>已完成《专业技能等级任职资格标准细则》的制定与发布，并通过多渠道完成全员宣贯。</w:t>
             </w:r>
           </w:p>
         </w:tc>
@@ -22050,7 +21787,7 @@
                 <w:szCs w:val="18"/>
                 <w:lang w:val="en-US" w:eastAsia="zh-CN"/>
               </w:rPr>
-              <w:t>年度评定启动</w:t>
+              <w:t>评定流程设计</w:t>
             </w:r>
           </w:p>
         </w:tc>
@@ -22117,7 +21854,7 @@
                 <w:szCs w:val="18"/>
                 <w:lang w:val="en-US" w:eastAsia="zh-CN"/>
               </w:rPr>
-              <w:t>计划于2025年12月启动常规集中评定。</w:t>
+              <w:t>明确“申请-审核-评审-审批-应用”的闭环流程。</w:t>
             </w:r>
           </w:p>
         </w:tc>
@@ -22172,7 +21909,7 @@
             </w:pPr>
             <w:r>
               <w:rPr>
-                <w:rFonts w:hint="eastAsia" w:ascii="Segoe UI" w:hAnsi="Segoe UI" w:eastAsia="Segoe UI" w:cs="Segoe UI"/>
+                <w:rFonts w:hint="default" w:ascii="Segoe UI" w:hAnsi="Segoe UI" w:eastAsia="Segoe UI" w:cs="Segoe UI"/>
                 <w:i w:val="0"/>
                 <w:iCs w:val="0"/>
                 <w:caps w:val="0"/>
@@ -22184,55 +21921,7 @@
                 <w:szCs w:val="18"/>
                 <w:lang w:val="en-US" w:eastAsia="zh-CN"/>
               </w:rPr>
-              <w:t>计划于</w:t>
-            </w:r>
-            <w:r>
-              <w:rPr>
-                <w:rFonts w:hint="default" w:ascii="Segoe UI" w:hAnsi="Segoe UI" w:eastAsia="Segoe UI" w:cs="Segoe UI"/>
-                <w:i w:val="0"/>
-                <w:iCs w:val="0"/>
-                <w:caps w:val="0"/>
-                <w:snapToGrid w:val="0"/>
-                <w:color w:val="000000"/>
-                <w:spacing w:val="0"/>
-                <w:kern w:val="0"/>
-                <w:sz w:val="18"/>
-                <w:szCs w:val="18"/>
-                <w:lang w:val="en-US" w:eastAsia="zh-CN"/>
-              </w:rPr>
-              <w:t>12月</w:t>
-            </w:r>
-            <w:r>
-              <w:rPr>
-                <w:rFonts w:hint="eastAsia" w:ascii="Segoe UI" w:hAnsi="Segoe UI" w:eastAsia="Segoe UI" w:cs="Segoe UI"/>
-                <w:i w:val="0"/>
-                <w:iCs w:val="0"/>
-                <w:caps w:val="0"/>
-                <w:snapToGrid w:val="0"/>
-                <w:color w:val="000000"/>
-                <w:spacing w:val="0"/>
-                <w:kern w:val="0"/>
-                <w:sz w:val="18"/>
-                <w:szCs w:val="18"/>
-                <w:lang w:val="en-US" w:eastAsia="zh-CN"/>
-              </w:rPr>
-              <w:t>3</w:t>
-            </w:r>
-            <w:r>
-              <w:rPr>
-                <w:rFonts w:hint="default" w:ascii="Segoe UI" w:hAnsi="Segoe UI" w:eastAsia="Segoe UI" w:cs="Segoe UI"/>
-                <w:i w:val="0"/>
-                <w:iCs w:val="0"/>
-                <w:caps w:val="0"/>
-                <w:snapToGrid w:val="0"/>
-                <w:color w:val="000000"/>
-                <w:spacing w:val="0"/>
-                <w:kern w:val="0"/>
-                <w:sz w:val="18"/>
-                <w:szCs w:val="18"/>
-                <w:lang w:val="en-US" w:eastAsia="zh-CN"/>
-              </w:rPr>
-              <w:t>日正式发布年度评定通知，全面启动员工申请与部门推荐流程。</w:t>
+              <w:t>全套流程文档与工具（《申请表》、《评价表》）已开发、测试并定稿。</w:t>
             </w:r>
           </w:p>
         </w:tc>
@@ -22314,7 +22003,347 @@
             <w:insideH w:val="single" w:color="auto" w:sz="4" w:space="0"/>
             <w:insideV w:val="single" w:color="auto" w:sz="4" w:space="0"/>
           </w:tblBorders>
-          <w:shd w:val="clear" w:color="auto" w:fill="auto"/>
+          <w:tblCellMar>
+            <w:top w:w="15" w:type="dxa"/>
+            <w:left w:w="15" w:type="dxa"/>
+            <w:bottom w:w="15" w:type="dxa"/>
+            <w:right w:w="15" w:type="dxa"/>
+          </w:tblCellMar>
+        </w:tblPrEx>
+        <w:trPr>
+          <w:trHeight w:val="0" w:hRule="atLeast"/>
+          <w:jc w:val="center"/>
+        </w:trPr>
+        <w:tc>
+          <w:tcPr>
+            <w:tcW w:w="1499" w:type="dxa"/>
+            <w:tcBorders>
+              <w:top w:val="single" w:color="auto" w:sz="4" w:space="0"/>
+              <w:left w:val="single" w:color="auto" w:sz="12" w:space="0"/>
+              <w:bottom w:val="single" w:color="auto" w:sz="4" w:space="0"/>
+              <w:right w:val="single" w:color="auto" w:sz="4" w:space="0"/>
+            </w:tcBorders>
+            <w:shd w:val="clear" w:color="auto" w:fill="auto"/>
+            <w:tcMar>
+              <w:top w:w="120" w:type="dxa"/>
+              <w:left w:w="0" w:type="dxa"/>
+              <w:bottom w:w="120" w:type="dxa"/>
+              <w:right w:w="192" w:type="dxa"/>
+            </w:tcMar>
+            <w:vAlign w:val="center"/>
+          </w:tcPr>
+          <w:p>
+            <w:pPr>
+              <w:keepNext w:val="0"/>
+              <w:keepLines w:val="0"/>
+              <w:pageBreakBefore w:val="0"/>
+              <w:widowControl w:val="0"/>
+              <w:suppressLineNumbers w:val="0"/>
+              <w:kinsoku w:val="0"/>
+              <w:wordWrap/>
+              <w:overflowPunct/>
+              <w:topLinePunct w:val="0"/>
+              <w:autoSpaceDE w:val="0"/>
+              <w:autoSpaceDN w:val="0"/>
+              <w:bidi w:val="0"/>
+              <w:adjustRightInd w:val="0"/>
+              <w:snapToGrid w:val="0"/>
+              <w:spacing w:line="240" w:lineRule="auto"/>
+              <w:ind w:left="0" w:leftChars="0" w:right="0" w:rightChars="0" w:firstLine="0" w:firstLineChars="0"/>
+              <w:jc w:val="center"/>
+              <w:textAlignment w:val="baseline"/>
+              <w:rPr>
+                <w:rFonts w:hint="default" w:ascii="Segoe UI" w:hAnsi="Segoe UI" w:eastAsia="Segoe UI" w:cs="Segoe UI"/>
+                <w:i w:val="0"/>
+                <w:iCs w:val="0"/>
+                <w:caps w:val="0"/>
+                <w:color w:val="0F1115"/>
+                <w:spacing w:val="0"/>
+                <w:sz w:val="18"/>
+                <w:szCs w:val="18"/>
+              </w:rPr>
+            </w:pPr>
+            <w:r>
+              <w:rPr>
+                <w:rStyle w:val="23"/>
+                <w:rFonts w:hint="default" w:ascii="Segoe UI" w:hAnsi="Segoe UI" w:eastAsia="Segoe UI" w:cs="Segoe UI"/>
+                <w:b/>
+                <w:bCs/>
+                <w:i w:val="0"/>
+                <w:iCs w:val="0"/>
+                <w:caps w:val="0"/>
+                <w:snapToGrid w:val="0"/>
+                <w:color w:val="000000"/>
+                <w:spacing w:val="0"/>
+                <w:kern w:val="0"/>
+                <w:sz w:val="18"/>
+                <w:szCs w:val="18"/>
+                <w:lang w:val="en-US" w:eastAsia="zh-CN"/>
+              </w:rPr>
+              <w:t>年度评定启动</w:t>
+            </w:r>
+          </w:p>
+        </w:tc>
+        <w:tc>
+          <w:tcPr>
+            <w:tcW w:w="2413" w:type="dxa"/>
+            <w:tcBorders>
+              <w:top w:val="single" w:color="auto" w:sz="4" w:space="0"/>
+              <w:left w:val="single" w:color="auto" w:sz="4" w:space="0"/>
+              <w:bottom w:val="single" w:color="auto" w:sz="4" w:space="0"/>
+              <w:right w:val="single" w:color="auto" w:sz="4" w:space="0"/>
+            </w:tcBorders>
+            <w:shd w:val="clear" w:color="auto" w:fill="auto"/>
+            <w:tcMar>
+              <w:top w:w="120" w:type="dxa"/>
+              <w:left w:w="192" w:type="dxa"/>
+              <w:bottom w:w="120" w:type="dxa"/>
+              <w:right w:w="192" w:type="dxa"/>
+            </w:tcMar>
+            <w:vAlign w:val="center"/>
+          </w:tcPr>
+          <w:p>
+            <w:pPr>
+              <w:keepNext w:val="0"/>
+              <w:keepLines w:val="0"/>
+              <w:pageBreakBefore w:val="0"/>
+              <w:widowControl w:val="0"/>
+              <w:suppressLineNumbers w:val="0"/>
+              <w:kinsoku w:val="0"/>
+              <w:wordWrap/>
+              <w:overflowPunct/>
+              <w:topLinePunct w:val="0"/>
+              <w:autoSpaceDE w:val="0"/>
+              <w:autoSpaceDN w:val="0"/>
+              <w:bidi w:val="0"/>
+              <w:adjustRightInd w:val="0"/>
+              <w:snapToGrid w:val="0"/>
+              <w:spacing w:line="240" w:lineRule="auto"/>
+              <w:ind w:left="0" w:leftChars="0" w:right="0" w:rightChars="0" w:firstLine="0" w:firstLineChars="0"/>
+              <w:jc w:val="left"/>
+              <w:textAlignment w:val="baseline"/>
+              <w:rPr>
+                <w:rFonts w:hint="default" w:ascii="Segoe UI" w:hAnsi="Segoe UI" w:eastAsia="Segoe UI" w:cs="Segoe UI"/>
+                <w:i w:val="0"/>
+                <w:iCs w:val="0"/>
+                <w:caps w:val="0"/>
+                <w:color w:val="0F1115"/>
+                <w:spacing w:val="0"/>
+                <w:sz w:val="18"/>
+                <w:szCs w:val="18"/>
+              </w:rPr>
+            </w:pPr>
+            <w:r>
+              <w:rPr>
+                <w:rFonts w:hint="default" w:ascii="Segoe UI" w:hAnsi="Segoe UI" w:eastAsia="Segoe UI" w:cs="Segoe UI"/>
+                <w:i w:val="0"/>
+                <w:iCs w:val="0"/>
+                <w:caps w:val="0"/>
+                <w:snapToGrid w:val="0"/>
+                <w:color w:val="000000"/>
+                <w:spacing w:val="0"/>
+                <w:kern w:val="0"/>
+                <w:sz w:val="18"/>
+                <w:szCs w:val="18"/>
+                <w:lang w:val="en-US" w:eastAsia="zh-CN"/>
+              </w:rPr>
+              <w:t>计划于2025年12月启动常规集中评定。</w:t>
+            </w:r>
+          </w:p>
+        </w:tc>
+        <w:tc>
+          <w:tcPr>
+            <w:tcW w:w="3675" w:type="dxa"/>
+            <w:tcBorders>
+              <w:top w:val="single" w:color="auto" w:sz="4" w:space="0"/>
+              <w:left w:val="single" w:color="auto" w:sz="4" w:space="0"/>
+              <w:bottom w:val="single" w:color="auto" w:sz="4" w:space="0"/>
+              <w:right w:val="single" w:color="auto" w:sz="4" w:space="0"/>
+            </w:tcBorders>
+            <w:shd w:val="clear" w:color="auto" w:fill="auto"/>
+            <w:tcMar>
+              <w:top w:w="120" w:type="dxa"/>
+              <w:left w:w="192" w:type="dxa"/>
+              <w:bottom w:w="120" w:type="dxa"/>
+              <w:right w:w="192" w:type="dxa"/>
+            </w:tcMar>
+            <w:vAlign w:val="center"/>
+          </w:tcPr>
+          <w:p>
+            <w:pPr>
+              <w:keepNext w:val="0"/>
+              <w:keepLines w:val="0"/>
+              <w:pageBreakBefore w:val="0"/>
+              <w:widowControl w:val="0"/>
+              <w:suppressLineNumbers w:val="0"/>
+              <w:kinsoku w:val="0"/>
+              <w:wordWrap/>
+              <w:overflowPunct/>
+              <w:topLinePunct w:val="0"/>
+              <w:autoSpaceDE w:val="0"/>
+              <w:autoSpaceDN w:val="0"/>
+              <w:bidi w:val="0"/>
+              <w:adjustRightInd w:val="0"/>
+              <w:snapToGrid w:val="0"/>
+              <w:spacing w:line="240" w:lineRule="auto"/>
+              <w:ind w:left="0" w:leftChars="0" w:right="0" w:rightChars="0" w:firstLine="0" w:firstLineChars="0"/>
+              <w:jc w:val="left"/>
+              <w:textAlignment w:val="baseline"/>
+              <w:rPr>
+                <w:rFonts w:hint="default" w:ascii="Segoe UI" w:hAnsi="Segoe UI" w:eastAsia="Segoe UI" w:cs="Segoe UI"/>
+                <w:i w:val="0"/>
+                <w:iCs w:val="0"/>
+                <w:caps w:val="0"/>
+                <w:color w:val="0F1115"/>
+                <w:spacing w:val="0"/>
+                <w:sz w:val="18"/>
+                <w:szCs w:val="18"/>
+              </w:rPr>
+            </w:pPr>
+            <w:r>
+              <w:rPr>
+                <w:rFonts w:hint="eastAsia" w:ascii="Segoe UI" w:hAnsi="Segoe UI" w:eastAsia="Segoe UI" w:cs="Segoe UI"/>
+                <w:i w:val="0"/>
+                <w:iCs w:val="0"/>
+                <w:caps w:val="0"/>
+                <w:snapToGrid w:val="0"/>
+                <w:color w:val="000000"/>
+                <w:spacing w:val="0"/>
+                <w:kern w:val="0"/>
+                <w:sz w:val="18"/>
+                <w:szCs w:val="18"/>
+                <w:lang w:val="en-US" w:eastAsia="zh-CN"/>
+              </w:rPr>
+              <w:t>计划于</w:t>
+            </w:r>
+            <w:r>
+              <w:rPr>
+                <w:rFonts w:hint="default" w:ascii="Segoe UI" w:hAnsi="Segoe UI" w:eastAsia="Segoe UI" w:cs="Segoe UI"/>
+                <w:i w:val="0"/>
+                <w:iCs w:val="0"/>
+                <w:caps w:val="0"/>
+                <w:snapToGrid w:val="0"/>
+                <w:color w:val="000000"/>
+                <w:spacing w:val="0"/>
+                <w:kern w:val="0"/>
+                <w:sz w:val="18"/>
+                <w:szCs w:val="18"/>
+                <w:lang w:val="en-US" w:eastAsia="zh-CN"/>
+              </w:rPr>
+              <w:t>12月</w:t>
+            </w:r>
+            <w:r>
+              <w:rPr>
+                <w:rFonts w:hint="eastAsia" w:ascii="Segoe UI" w:hAnsi="Segoe UI" w:eastAsia="Segoe UI" w:cs="Segoe UI"/>
+                <w:i w:val="0"/>
+                <w:iCs w:val="0"/>
+                <w:caps w:val="0"/>
+                <w:snapToGrid w:val="0"/>
+                <w:color w:val="000000"/>
+                <w:spacing w:val="0"/>
+                <w:kern w:val="0"/>
+                <w:sz w:val="18"/>
+                <w:szCs w:val="18"/>
+                <w:lang w:val="en-US" w:eastAsia="zh-CN"/>
+              </w:rPr>
+              <w:t>3</w:t>
+            </w:r>
+            <w:r>
+              <w:rPr>
+                <w:rFonts w:hint="default" w:ascii="Segoe UI" w:hAnsi="Segoe UI" w:eastAsia="Segoe UI" w:cs="Segoe UI"/>
+                <w:i w:val="0"/>
+                <w:iCs w:val="0"/>
+                <w:caps w:val="0"/>
+                <w:snapToGrid w:val="0"/>
+                <w:color w:val="000000"/>
+                <w:spacing w:val="0"/>
+                <w:kern w:val="0"/>
+                <w:sz w:val="18"/>
+                <w:szCs w:val="18"/>
+                <w:lang w:val="en-US" w:eastAsia="zh-CN"/>
+              </w:rPr>
+              <w:t>日正式发布年度评定通知，全面启动员工申请与部门推荐流程。</w:t>
+            </w:r>
+          </w:p>
+        </w:tc>
+        <w:tc>
+          <w:tcPr>
+            <w:tcW w:w="918" w:type="dxa"/>
+            <w:tcBorders>
+              <w:top w:val="single" w:color="auto" w:sz="4" w:space="0"/>
+              <w:left w:val="single" w:color="auto" w:sz="4" w:space="0"/>
+              <w:bottom w:val="single" w:color="auto" w:sz="4" w:space="0"/>
+              <w:right w:val="single" w:color="auto" w:sz="12" w:space="0"/>
+            </w:tcBorders>
+            <w:shd w:val="clear" w:color="auto" w:fill="auto"/>
+            <w:tcMar>
+              <w:top w:w="120" w:type="dxa"/>
+              <w:left w:w="192" w:type="dxa"/>
+              <w:bottom w:w="120" w:type="dxa"/>
+              <w:right w:w="0" w:type="dxa"/>
+            </w:tcMar>
+            <w:vAlign w:val="center"/>
+          </w:tcPr>
+          <w:p>
+            <w:pPr>
+              <w:keepNext w:val="0"/>
+              <w:keepLines w:val="0"/>
+              <w:pageBreakBefore w:val="0"/>
+              <w:widowControl w:val="0"/>
+              <w:suppressLineNumbers w:val="0"/>
+              <w:kinsoku w:val="0"/>
+              <w:wordWrap/>
+              <w:overflowPunct/>
+              <w:topLinePunct w:val="0"/>
+              <w:autoSpaceDE w:val="0"/>
+              <w:autoSpaceDN w:val="0"/>
+              <w:bidi w:val="0"/>
+              <w:adjustRightInd w:val="0"/>
+              <w:snapToGrid w:val="0"/>
+              <w:spacing w:line="240" w:lineRule="auto"/>
+              <w:ind w:left="0" w:leftChars="0" w:right="0" w:rightChars="0" w:firstLine="0" w:firstLineChars="0"/>
+              <w:jc w:val="left"/>
+              <w:textAlignment w:val="baseline"/>
+              <w:rPr>
+                <w:rFonts w:hint="default" w:ascii="Segoe UI" w:hAnsi="Segoe UI" w:eastAsia="Segoe UI" w:cs="Segoe UI"/>
+                <w:i w:val="0"/>
+                <w:iCs w:val="0"/>
+                <w:caps w:val="0"/>
+                <w:color w:val="0F1115"/>
+                <w:spacing w:val="0"/>
+                <w:sz w:val="18"/>
+                <w:szCs w:val="18"/>
+              </w:rPr>
+            </w:pPr>
+            <w:r>
+              <w:rPr>
+                <w:rFonts w:hint="eastAsia" w:ascii="Segoe UI" w:hAnsi="Segoe UI" w:eastAsia="Segoe UI" w:cs="Segoe UI"/>
+                <w:i w:val="0"/>
+                <w:iCs w:val="0"/>
+                <w:caps w:val="0"/>
+                <w:snapToGrid w:val="0"/>
+                <w:color w:val="000000"/>
+                <w:spacing w:val="0"/>
+                <w:kern w:val="0"/>
+                <w:sz w:val="18"/>
+                <w:szCs w:val="18"/>
+                <w:lang w:val="en-US" w:eastAsia="zh-CN"/>
+              </w:rPr>
+              <w:t>完成</w:t>
+            </w:r>
+          </w:p>
+        </w:tc>
+      </w:tr>
+      <w:tr>
+        <w:tblPrEx>
+          <w:tblBorders>
+            <w:top w:val="single" w:color="auto" w:sz="4" w:space="0"/>
+            <w:left w:val="single" w:color="auto" w:sz="4" w:space="0"/>
+            <w:bottom w:val="single" w:color="auto" w:sz="4" w:space="0"/>
+            <w:right w:val="single" w:color="auto" w:sz="4" w:space="0"/>
+            <w:insideH w:val="single" w:color="auto" w:sz="4" w:space="0"/>
+            <w:insideV w:val="single" w:color="auto" w:sz="4" w:space="0"/>
+          </w:tblBorders>
           <w:tblCellMar>
             <w:top w:w="15" w:type="dxa"/>
             <w:left w:w="15" w:type="dxa"/>
